--- a/docs/lista_louvores/Textos_Louvores/TE AGRADEÇO Ó PAI.docx
+++ b/docs/lista_louvores/Textos_Louvores/TE AGRADEÇO Ó PAI.docx
@@ -4,37 +4,16 @@
   <w:body>
     <w:p>
       <w:pPr>
-        <w:pStyle w:val="PargrafodaLista"/>
-        <w:numPr>
-          <w:ilvl w:val="0"/>
-          <w:numId w:val="2"/>
-        </w:numPr>
-        <w:spacing w:before="120" w:after="240" w:line="240" w:lineRule="auto"/>
-        <w:ind w:left="357" w:hanging="357"/>
-        <w:contextualSpacing w:val="0"/>
-        <w:rPr>
-          <w:rFonts w:ascii="Times New Roman" w:hAnsi="Times New Roman" w:cs="Times New Roman"/>
-        </w:rPr>
-      </w:pPr>
-      <w:r>
-        <w:rPr>
-          <w:rFonts w:ascii="Times New Roman" w:hAnsi="Times New Roman" w:cs="Times New Roman"/>
-          <w:bCs/>
-          <w:color w:val="000000"/>
-          <w:sz w:val="28"/>
-          <w:szCs w:val="28"/>
-        </w:rPr>
-        <w:t>Te agradeço, ó Pai</w:t>
+        <w:pStyle w:val="Ttulo1"/>
+      </w:pPr>
+      <w:r>
+        <w:t>TE AGRADEÇO, Ó PAI</w:t>
       </w:r>
     </w:p>
     <w:p>
       <w:pPr>
         <w:pStyle w:val="SemEspaamento"/>
-        <w:numPr>
-          <w:ilvl w:val="0"/>
-          <w:numId w:val="1"/>
-        </w:numPr>
-        <w:ind w:left="919" w:hanging="357"/>
+        <w:spacing w:before="0"/>
         <w:rPr>
           <w:rFonts w:ascii="Times New Roman" w:hAnsi="Times New Roman" w:cs="Times New Roman"/>
           <w:color w:val="1F1F1F"/>
@@ -90,11 +69,7 @@
     <w:p>
       <w:pPr>
         <w:pStyle w:val="SemEspaamento"/>
-        <w:numPr>
-          <w:ilvl w:val="0"/>
-          <w:numId w:val="1"/>
-        </w:numPr>
-        <w:ind w:left="919" w:hanging="357"/>
+        <w:spacing w:before="0"/>
         <w:rPr>
           <w:rFonts w:ascii="Times New Roman" w:hAnsi="Times New Roman" w:cs="Times New Roman"/>
           <w:color w:val="1F1F1F"/>
@@ -139,11 +114,7 @@
     <w:p>
       <w:pPr>
         <w:pStyle w:val="SemEspaamento"/>
-        <w:numPr>
-          <w:ilvl w:val="0"/>
-          <w:numId w:val="1"/>
-        </w:numPr>
-        <w:ind w:left="919" w:hanging="357"/>
+        <w:spacing w:before="0"/>
         <w:rPr>
           <w:rFonts w:ascii="Times New Roman" w:hAnsi="Times New Roman" w:cs="Times New Roman"/>
           <w:color w:val="1F1F1F"/>
@@ -188,11 +159,7 @@
     <w:p>
       <w:pPr>
         <w:pStyle w:val="SemEspaamento"/>
-        <w:numPr>
-          <w:ilvl w:val="0"/>
-          <w:numId w:val="1"/>
-        </w:numPr>
-        <w:ind w:left="919" w:hanging="357"/>
+        <w:spacing w:before="0"/>
         <w:rPr>
           <w:rFonts w:ascii="Times New Roman" w:hAnsi="Times New Roman" w:cs="Times New Roman"/>
           <w:color w:val="1F1F1F"/>
@@ -237,11 +204,7 @@
     <w:p>
       <w:pPr>
         <w:pStyle w:val="SemEspaamento"/>
-        <w:numPr>
-          <w:ilvl w:val="0"/>
-          <w:numId w:val="1"/>
-        </w:numPr>
-        <w:ind w:left="919" w:hanging="357"/>
+        <w:spacing w:before="0"/>
         <w:rPr>
           <w:rFonts w:ascii="Times New Roman" w:hAnsi="Times New Roman" w:cs="Times New Roman"/>
           <w:color w:val="1F1F1F"/>
@@ -286,11 +249,7 @@
     <w:p>
       <w:pPr>
         <w:pStyle w:val="SemEspaamento"/>
-        <w:numPr>
-          <w:ilvl w:val="0"/>
-          <w:numId w:val="1"/>
-        </w:numPr>
-        <w:ind w:left="919" w:hanging="357"/>
+        <w:spacing w:before="0"/>
         <w:rPr>
           <w:rFonts w:ascii="Times New Roman" w:hAnsi="Times New Roman" w:cs="Times New Roman"/>
           <w:b/>
@@ -311,15 +270,32 @@
           <w:szCs w:val="24"/>
           <w:u w:val="none"/>
         </w:rPr>
-        <w:t>[REPETE TODA]</w:t>
-      </w:r>
-    </w:p>
-    <w:p>
-      <w:pPr>
-        <w:rPr>
-          <w:rFonts w:ascii="Times New Roman" w:hAnsi="Times New Roman"/>
-        </w:rPr>
-      </w:pPr>
+        <w:t xml:space="preserve">[REPETE </w:t>
+      </w:r>
+      <w:r>
+        <w:rPr>
+          <w:rFonts w:ascii="Times New Roman" w:hAnsi="Times New Roman" w:cs="Times New Roman"/>
+          <w:b/>
+          <w:bCs/>
+          <w:color w:val="1F1F1F"/>
+          <w:sz w:val="24"/>
+          <w:szCs w:val="24"/>
+          <w:u w:val="none"/>
+        </w:rPr>
+        <w:t>ACIMA</w:t>
+      </w:r>
+      <w:r>
+        <w:rPr>
+          <w:rFonts w:ascii="Times New Roman" w:hAnsi="Times New Roman" w:cs="Times New Roman"/>
+          <w:b/>
+          <w:bCs/>
+          <w:color w:val="1F1F1F"/>
+          <w:sz w:val="24"/>
+          <w:szCs w:val="24"/>
+          <w:u w:val="none"/>
+        </w:rPr>
+        <w:t>]</w:t>
+      </w:r>
     </w:p>
     <w:sectPr>
       <w:pgSz w:w="11906" w:h="16838"/>
